--- a/tests/corpus/word-rules/E-table-style-rows-cols.docx
+++ b/tests/corpus/word-rules/E-table-style-rows-cols.docx
@@ -693,6 +693,297 @@
           <w:p>
             <w:r>
               <w:t xml:space="preserve">r3c6</w:t>
+            </w:r>
+          </w:p>
+        </w:tc>
+      </w:tr>
+    </w:tbl>
+    <w:p/>
+    <w:p>
+      <w:r>
+        <w:t xml:space="preserve">Case 04: a style with row band formats only; last row flag on, row bands on</w:t>
+      </w:r>
+    </w:p>
+    <w:tbl>
+      <w:tblPr>
+        <w:tblStyle w:val="RowBandsOnly"/>
+        <w:tblW w:w="9024" w:type="dxa"/>
+        <w:tblLook w:firstRow="0" w:lastRow="1" w:firstColumn="0" w:lastColumn="0" w:noHBand="0" w:noVBand="1"/>
+      </w:tblPr>
+      <w:tblGrid>
+        <w:gridCol w:w="3008"/>
+        <w:gridCol w:w="3008"/>
+        <w:gridCol w:w="3008"/>
+      </w:tblGrid>
+      <w:tr>
+        <w:tc>
+          <w:tcPr>
+            <w:tcW w:w="3008" w:type="dxa"/>
+          </w:tcPr>
+          <w:p>
+            <w:r>
+              <w:t xml:space="preserve">r1c1</w:t>
+            </w:r>
+          </w:p>
+        </w:tc>
+        <w:tc>
+          <w:tcPr>
+            <w:tcW w:w="3008" w:type="dxa"/>
+          </w:tcPr>
+          <w:p>
+            <w:r>
+              <w:t xml:space="preserve">r1c2</w:t>
+            </w:r>
+          </w:p>
+        </w:tc>
+        <w:tc>
+          <w:tcPr>
+            <w:tcW w:w="3008" w:type="dxa"/>
+          </w:tcPr>
+          <w:p>
+            <w:r>
+              <w:t xml:space="preserve">r1c3</w:t>
+            </w:r>
+          </w:p>
+        </w:tc>
+      </w:tr>
+      <w:tr>
+        <w:tc>
+          <w:tcPr>
+            <w:tcW w:w="3008" w:type="dxa"/>
+          </w:tcPr>
+          <w:p>
+            <w:r>
+              <w:t xml:space="preserve">r2c1</w:t>
+            </w:r>
+          </w:p>
+        </w:tc>
+        <w:tc>
+          <w:tcPr>
+            <w:tcW w:w="3008" w:type="dxa"/>
+          </w:tcPr>
+          <w:p>
+            <w:r>
+              <w:t xml:space="preserve">r2c2</w:t>
+            </w:r>
+          </w:p>
+        </w:tc>
+        <w:tc>
+          <w:tcPr>
+            <w:tcW w:w="3008" w:type="dxa"/>
+          </w:tcPr>
+          <w:p>
+            <w:r>
+              <w:t xml:space="preserve">r2c3</w:t>
+            </w:r>
+          </w:p>
+        </w:tc>
+      </w:tr>
+      <w:tr>
+        <w:tc>
+          <w:tcPr>
+            <w:tcW w:w="3008" w:type="dxa"/>
+          </w:tcPr>
+          <w:p>
+            <w:r>
+              <w:t xml:space="preserve">r3c1</w:t>
+            </w:r>
+          </w:p>
+        </w:tc>
+        <w:tc>
+          <w:tcPr>
+            <w:tcW w:w="3008" w:type="dxa"/>
+          </w:tcPr>
+          <w:p>
+            <w:r>
+              <w:t xml:space="preserve">r3c2</w:t>
+            </w:r>
+          </w:p>
+        </w:tc>
+        <w:tc>
+          <w:tcPr>
+            <w:tcW w:w="3008" w:type="dxa"/>
+          </w:tcPr>
+          <w:p>
+            <w:r>
+              <w:t xml:space="preserve">r3c3</w:t>
+            </w:r>
+          </w:p>
+        </w:tc>
+      </w:tr>
+      <w:tr>
+        <w:tc>
+          <w:tcPr>
+            <w:tcW w:w="3008" w:type="dxa"/>
+          </w:tcPr>
+          <w:p>
+            <w:r>
+              <w:t xml:space="preserve">r4c1</w:t>
+            </w:r>
+          </w:p>
+        </w:tc>
+        <w:tc>
+          <w:tcPr>
+            <w:tcW w:w="3008" w:type="dxa"/>
+          </w:tcPr>
+          <w:p>
+            <w:r>
+              <w:t xml:space="preserve">r4c2</w:t>
+            </w:r>
+          </w:p>
+        </w:tc>
+        <w:tc>
+          <w:tcPr>
+            <w:tcW w:w="3008" w:type="dxa"/>
+          </w:tcPr>
+          <w:p>
+            <w:r>
+              <w:t xml:space="preserve">r4c3</w:t>
+            </w:r>
+          </w:p>
+        </w:tc>
+      </w:tr>
+    </w:tbl>
+    <w:p/>
+    <w:p>
+      <w:r>
+        <w:t xml:space="preserve">Case 05: a style with column band formats only; last column flag on, column bands on</w:t>
+      </w:r>
+    </w:p>
+    <w:tbl>
+      <w:tblPr>
+        <w:tblStyle w:val="ColBandsOnly"/>
+        <w:tblW w:w="9024" w:type="dxa"/>
+        <w:tblLook w:firstRow="0" w:lastRow="0" w:firstColumn="0" w:lastColumn="1" w:noHBand="1" w:noVBand="0"/>
+      </w:tblPr>
+      <w:tblGrid>
+        <w:gridCol w:w="2256"/>
+        <w:gridCol w:w="2256"/>
+        <w:gridCol w:w="2256"/>
+        <w:gridCol w:w="2256"/>
+      </w:tblGrid>
+      <w:tr>
+        <w:tc>
+          <w:tcPr>
+            <w:tcW w:w="2256" w:type="dxa"/>
+          </w:tcPr>
+          <w:p>
+            <w:r>
+              <w:t xml:space="preserve">r1c1</w:t>
+            </w:r>
+          </w:p>
+        </w:tc>
+        <w:tc>
+          <w:tcPr>
+            <w:tcW w:w="2256" w:type="dxa"/>
+          </w:tcPr>
+          <w:p>
+            <w:r>
+              <w:t xml:space="preserve">r1c2</w:t>
+            </w:r>
+          </w:p>
+        </w:tc>
+        <w:tc>
+          <w:tcPr>
+            <w:tcW w:w="2256" w:type="dxa"/>
+          </w:tcPr>
+          <w:p>
+            <w:r>
+              <w:t xml:space="preserve">r1c3</w:t>
+            </w:r>
+          </w:p>
+        </w:tc>
+        <w:tc>
+          <w:tcPr>
+            <w:tcW w:w="2256" w:type="dxa"/>
+          </w:tcPr>
+          <w:p>
+            <w:r>
+              <w:t xml:space="preserve">r1c4</w:t>
+            </w:r>
+          </w:p>
+        </w:tc>
+      </w:tr>
+      <w:tr>
+        <w:tc>
+          <w:tcPr>
+            <w:tcW w:w="2256" w:type="dxa"/>
+          </w:tcPr>
+          <w:p>
+            <w:r>
+              <w:t xml:space="preserve">r2c1</w:t>
+            </w:r>
+          </w:p>
+        </w:tc>
+        <w:tc>
+          <w:tcPr>
+            <w:tcW w:w="2256" w:type="dxa"/>
+          </w:tcPr>
+          <w:p>
+            <w:r>
+              <w:t xml:space="preserve">r2c2</w:t>
+            </w:r>
+          </w:p>
+        </w:tc>
+        <w:tc>
+          <w:tcPr>
+            <w:tcW w:w="2256" w:type="dxa"/>
+          </w:tcPr>
+          <w:p>
+            <w:r>
+              <w:t xml:space="preserve">r2c3</w:t>
+            </w:r>
+          </w:p>
+        </w:tc>
+        <w:tc>
+          <w:tcPr>
+            <w:tcW w:w="2256" w:type="dxa"/>
+          </w:tcPr>
+          <w:p>
+            <w:r>
+              <w:t xml:space="preserve">r2c4</w:t>
+            </w:r>
+          </w:p>
+        </w:tc>
+      </w:tr>
+      <w:tr>
+        <w:tc>
+          <w:tcPr>
+            <w:tcW w:w="2256" w:type="dxa"/>
+          </w:tcPr>
+          <w:p>
+            <w:r>
+              <w:t xml:space="preserve">r3c1</w:t>
+            </w:r>
+          </w:p>
+        </w:tc>
+        <w:tc>
+          <w:tcPr>
+            <w:tcW w:w="2256" w:type="dxa"/>
+          </w:tcPr>
+          <w:p>
+            <w:r>
+              <w:t xml:space="preserve">r3c2</w:t>
+            </w:r>
+          </w:p>
+        </w:tc>
+        <w:tc>
+          <w:tcPr>
+            <w:tcW w:w="2256" w:type="dxa"/>
+          </w:tcPr>
+          <w:p>
+            <w:r>
+              <w:t xml:space="preserve">r3c3</w:t>
+            </w:r>
+          </w:p>
+        </w:tc>
+        <w:tc>
+          <w:tcPr>
+            <w:tcW w:w="2256" w:type="dxa"/>
+          </w:tcPr>
+          <w:p>
+            <w:r>
+              <w:t xml:space="preserve">r3c4</w:t>
             </w:r>
           </w:p>
         </w:tc>
